--- a/course_development/active_inference_es/03_counting_patterns/02_agents/output/lab-protocols/02_agents-lab.docx
+++ b/course_development/active_inference_es/03_counting_patterns/02_agents/output/lab-protocols/02_agents-lab.docx
@@ -14,7 +14,7 @@
     </w:p>
     <w:p>
       <w:r>
-        <w:t>To use your Agent skills to count everything in your "Environment" (Room).</w:t>
+        <w:t>Use your Agent skills to count everything in your "Environment" (your room) and solve counting mysteries!</w:t>
       </w:r>
     </w:p>
     <w:p>
@@ -24,7 +24,7 @@
     </w:p>
     <w:p>
       <w:r>
-        <w:t>A notebook ("Detective Log").  A pencil.   Steps</w:t>
+        <w:t>A notebook ("Detective Log")  A pencil  Your room or classroom   Steps</w:t>
       </w:r>
     </w:p>
     <w:p>
@@ -34,9 +34,7 @@
     </w:p>
     <w:p>
       <w:r>
-        <w:t>You are an Agent Detective.</w:t>
-        <w:br/>
-        <w:t>You need to know HOW MANY things are in your base.</w:t>
+        <w:t>You are an Agent Detective. Your mission: find out HOW MANY things are in your base. Remember the rule -- touch each thing and say one number!</w:t>
       </w:r>
     </w:p>
     <w:p>
@@ -46,19 +44,41 @@
     </w:p>
     <w:p>
       <w:r>
-        <w:t>Find and count these items:</w:t>
+        <w:t>Find and count these items in your room:</w:t>
       </w:r>
     </w:p>
     <w:p>
       <w:r>
-        <w:t>Lights : ____  Doors : ____  Shoes : ____  Pillows : ____   3. The Challenge</w:t>
+        <w:t>Lights : ____  Doors : ____  Shoes : ____  Pillows : ____  Books : ____   3. The Challenge</w:t>
       </w:r>
     </w:p>
     <w:p>
       <w:r>
         <w:t>Find something there is only ONE of. (Maybe a bed? A TV?)</w:t>
         <w:br/>
-        <w:t>Find something there are MORE THAN 10 of. (Books? Legos?)</w:t>
+        <w:t>Find something there are MORE THAN 10 of. (Books? Legos? Crayons?)</w:t>
+        <w:br/>
+        <w:t>Find something there are ZERO of. (Elephants? Volcanoes?)</w:t>
+      </w:r>
+    </w:p>
+    <w:p>
+      <w:r>
+        <w:t>4. The Cookie Mystery</w:t>
+      </w:r>
+    </w:p>
+    <w:p>
+      <w:r>
+        <w:t>Get 5 small objects (toys, crackers, anything). Put them in a line. Close your eyes. Ask a friend to take some away. Open your eyes. Count what is left. How many are MISSING? (Hint: 5 minus what you see = the missing ones!)</w:t>
+      </w:r>
+    </w:p>
+    <w:p>
+      <w:r>
+        <w:t>5. Report</w:t>
+      </w:r>
+    </w:p>
+    <w:p>
+      <w:r>
+        <w:t>Write your findings in the Detective Log below. A good detective always writes down the numbers!</w:t>
       </w:r>
     </w:p>
     <w:p>
@@ -68,12 +88,23 @@
     </w:p>
     <w:p>
       <w:r>
-        <w:t>Item Name  Count      Example : Cats  2    Shoes     Windows      What We Learned</w:t>
+        <w:t>*</w:t>
       </w:r>
     </w:p>
     <w:p>
       <w:r>
-        <w:t>Counting turns the world into numbers. This helps us describe our environment exactly!</w:t>
+        <w:t>Write your response here  *</w:t>
+        <w:br/>
+        <w:t>The most surprising count was: ___</w:t>
+        <w:br/>
+        <w:t>Something I found ZERO of: ___</w:t>
+        <w:br/>
+        <w:t>In the Cookie Mystery, ___ were missing.</w:t>
+      </w:r>
+    </w:p>
+    <w:p>
+      <w:r>
+        <w:t>Item Name  My Count      Lights     Doors     Shoes     Pillows     Books     Only ONE of     More than TEN of      What We Learned</w:t>
       </w:r>
     </w:p>
     <w:sectPr>
